--- a/dokumentasi_halaman_ipos5/13_Database_Viewer_Transaksi.docx
+++ b/dokumentasi_halaman_ipos5/13_Database_Viewer_Transaksi.docx
@@ -3,65 +3,112 @@
 <w:document xmlns:wpc="http://schemas.microsoft.com/office/word/2010/wordprocessingCanvas" xmlns:mo="http://schemas.microsoft.com/office/mac/office/2008/main" xmlns:mc="http://schemas.openxmlformats.org/markup-compatibility/2006" xmlns:mv="urn:schemas-microsoft-com:mac:vml" xmlns:o="urn:schemas-microsoft-com:office:office" xmlns:r="http://schemas.openxmlformats.org/officeDocument/2006/relationships" xmlns:m="http://schemas.openxmlformats.org/officeDocument/2006/math" xmlns:v="urn:schemas-microsoft-com:vml" xmlns:wp14="http://schemas.microsoft.com/office/word/2010/wordprocessingDrawing" xmlns:wp="http://schemas.openxmlformats.org/drawingml/2006/wordprocessingDrawing" xmlns:w10="urn:schemas-microsoft-com:office:word" xmlns:w="http://schemas.openxmlformats.org/wordprocessingml/2006/main" xmlns:w14="http://schemas.microsoft.com/office/word/2010/wordml" xmlns:wpg="http://schemas.microsoft.com/office/word/2010/wordprocessingGroup" xmlns:wpi="http://schemas.microsoft.com/office/word/2010/wordprocessingInk" xmlns:wne="http://schemas.microsoft.com/office/word/2006/wordml" xmlns:wps="http://schemas.microsoft.com/office/word/2010/wordprocessingShape" mc:Ignorable="w14 wp14">
   <w:body>
     <w:p>
-      <w:pPr>
-        <w:spacing w:after="80"/>
-      </w:pPr>
       <w:r>
         <w:rPr>
           <w:rFonts w:ascii="Arial" w:hAnsi="Arial"/>
           <w:b/>
-          <w:color w:val="0D1B38"/>
-          <w:sz w:val="36"/>
+          <w:color w:val="003366"/>
+          <w:sz w:val="30"/>
         </w:rPr>
-        <w:t>DOKUMENTASI TEKNIS HALAMAN</w:t>
-        <w:br/>
+        <w:t>DOKUMENTASI TEKNIS &amp; OPERASIONAL HALAMAN</w:t>
+      </w:r>
+    </w:p>
+    <w:p>
+      <w:r>
+        <w:rPr>
+          <w:b/>
+          <w:color w:val="CC3300"/>
+          <w:sz w:val="23"/>
+        </w:rPr>
         <w:t>HALAMAN 13 — DATABASE VIEWER (TABEL TRANSAKSI RESI)</w:t>
       </w:r>
     </w:p>
     <w:p>
       <w:pPr>
-        <w:spacing w:after="280"/>
+        <w:pStyle w:val="Heading2"/>
       </w:pPr>
       <w:r>
         <w:rPr>
-          <w:rFonts w:ascii="Arial" w:hAnsi="Arial"/>
           <w:b/>
-          <w:color w:val="E8431F"/>
-          <w:sz w:val="20"/>
+          <w:color w:val="003366"/>
+          <w:sz w:val="21"/>
         </w:rPr>
-        <w:t>IPOS5 Routing &amp; Schedule Management System — PT Pos Indonesia (Persero)</w:t>
+        <w:t>📌 METADATA &amp; INTEGRASI SISTEM</w:t>
       </w:r>
     </w:p>
     <w:tbl>
       <w:tblPr>
         <w:tblW w:type="auto" w:w="0"/>
         <w:jc w:val="center"/>
-        <w:tblLayout w:type="fixed"/>
         <w:tblLook w:firstColumn="1" w:firstRow="1" w:lastColumn="0" w:lastRow="0" w:noHBand="0" w:noVBand="1" w:val="04A0"/>
       </w:tblPr>
       <w:tblGrid>
-        <w:gridCol w:w="4824"/>
-        <w:gridCol w:w="4824"/>
+        <w:gridCol w:w="4968"/>
+        <w:gridCol w:w="4968"/>
       </w:tblGrid>
       <w:tr>
         <w:tc>
           <w:tcPr>
             <w:tcW w:type="dxa" w:w="3168"/>
-            <w:shd w:fill="0D1B38"/>
+            <w:shd w:fill="003366"/>
             <w:tcMar>
-              <w:top w:w="120" w:type="dxa"/>
-              <w:bottom w:w="120" w:type="dxa"/>
-              <w:left w:w="150" w:type="dxa"/>
-              <w:right w:w="150" w:type="dxa"/>
+              <w:top w:w="60" w:type="dxa"/>
+              <w:bottom w:w="60" w:type="dxa"/>
+              <w:left w:w="80" w:type="dxa"/>
+              <w:right w:w="80" w:type="dxa"/>
             </w:tcMar>
           </w:tcPr>
           <w:p>
             <w:r>
               <w:rPr>
-                <w:rFonts w:ascii="Arial" w:hAnsi="Arial"/>
                 <w:b/>
                 <w:color w:val="FFFFFF"/>
-                <w:sz w:val="19"/>
+                <w:sz w:val="18"/>
+              </w:rPr>
+              <w:t>Parameter</w:t>
+            </w:r>
+          </w:p>
+        </w:tc>
+        <w:tc>
+          <w:tcPr>
+            <w:tcW w:type="dxa" w:w="6624"/>
+            <w:shd w:fill="003366"/>
+            <w:tcMar>
+              <w:top w:w="60" w:type="dxa"/>
+              <w:bottom w:w="60" w:type="dxa"/>
+              <w:left w:w="80" w:type="dxa"/>
+              <w:right w:w="80" w:type="dxa"/>
+            </w:tcMar>
+          </w:tcPr>
+          <w:p>
+            <w:r>
+              <w:rPr>
+                <w:b/>
+                <w:color w:val="FFFFFF"/>
+                <w:sz w:val="18"/>
+              </w:rPr>
+              <w:t>Nilai / Spesifikasi Sistem</w:t>
+            </w:r>
+          </w:p>
+        </w:tc>
+      </w:tr>
+      <w:tr>
+        <w:tc>
+          <w:tcPr>
+            <w:tcW w:type="dxa" w:w="3168"/>
+            <w:shd w:fill="FFFFFF"/>
+            <w:tcMar>
+              <w:top w:w="60" w:type="dxa"/>
+              <w:bottom w:w="60" w:type="dxa"/>
+              <w:left w:w="80" w:type="dxa"/>
+              <w:right w:w="80" w:type="dxa"/>
+            </w:tcMar>
+          </w:tcPr>
+          <w:p>
+            <w:r>
+              <w:rPr>
+                <w:b/>
+                <w:sz w:val="17"/>
               </w:rPr>
               <w:t>Nama Modul</w:t>
             </w:r>
@@ -69,21 +116,19 @@
         </w:tc>
         <w:tc>
           <w:tcPr>
-            <w:tcW w:type="dxa" w:w="6480"/>
-            <w:shd w:fill="F8FAFC"/>
+            <w:tcW w:type="dxa" w:w="6624"/>
+            <w:shd w:fill="FFFFFF"/>
             <w:tcMar>
-              <w:top w:w="120" w:type="dxa"/>
-              <w:bottom w:w="120" w:type="dxa"/>
-              <w:left w:w="150" w:type="dxa"/>
-              <w:right w:w="150" w:type="dxa"/>
+              <w:top w:w="60" w:type="dxa"/>
+              <w:bottom w:w="60" w:type="dxa"/>
+              <w:left w:w="80" w:type="dxa"/>
+              <w:right w:w="80" w:type="dxa"/>
             </w:tcMar>
           </w:tcPr>
           <w:p>
             <w:r>
               <w:rPr>
-                <w:rFonts w:ascii="Arial" w:hAnsi="Arial"/>
-                <w:color w:val="0F172A"/>
-                <w:sz w:val="19"/>
+                <w:sz w:val="17"/>
               </w:rPr>
               <w:t>Database Viewer Transaksi (/transaksi)</w:t>
             </w:r>
@@ -94,21 +139,19 @@
         <w:tc>
           <w:tcPr>
             <w:tcW w:type="dxa" w:w="3168"/>
-            <w:shd w:fill="0D1B38"/>
+            <w:shd w:fill="F9FAFB"/>
             <w:tcMar>
-              <w:top w:w="120" w:type="dxa"/>
-              <w:bottom w:w="120" w:type="dxa"/>
-              <w:left w:w="150" w:type="dxa"/>
-              <w:right w:w="150" w:type="dxa"/>
+              <w:top w:w="60" w:type="dxa"/>
+              <w:bottom w:w="60" w:type="dxa"/>
+              <w:left w:w="80" w:type="dxa"/>
+              <w:right w:w="80" w:type="dxa"/>
             </w:tcMar>
           </w:tcPr>
           <w:p>
             <w:r>
               <w:rPr>
-                <w:rFonts w:ascii="Arial" w:hAnsi="Arial"/>
                 <w:b/>
-                <w:color w:val="FFFFFF"/>
-                <w:sz w:val="19"/>
+                <w:sz w:val="17"/>
               </w:rPr>
               <w:t>Kategori Menu</w:t>
             </w:r>
@@ -116,23 +159,21 @@
         </w:tc>
         <w:tc>
           <w:tcPr>
-            <w:tcW w:type="dxa" w:w="6480"/>
-            <w:shd w:fill="F8FAFC"/>
+            <w:tcW w:type="dxa" w:w="6624"/>
+            <w:shd w:fill="F9FAFB"/>
             <w:tcMar>
-              <w:top w:w="120" w:type="dxa"/>
-              <w:bottom w:w="120" w:type="dxa"/>
-              <w:left w:w="150" w:type="dxa"/>
-              <w:right w:w="150" w:type="dxa"/>
+              <w:top w:w="60" w:type="dxa"/>
+              <w:bottom w:w="60" w:type="dxa"/>
+              <w:left w:w="80" w:type="dxa"/>
+              <w:right w:w="80" w:type="dxa"/>
             </w:tcMar>
           </w:tcPr>
           <w:p>
             <w:r>
               <w:rPr>
-                <w:rFonts w:ascii="Arial" w:hAnsi="Arial"/>
-                <w:color w:val="0F172A"/>
-                <w:sz w:val="19"/>
+                <w:sz w:val="17"/>
               </w:rPr>
-              <w:t>SYSTEM (RESTRICTED)</w:t>
+              <w:t>SYSTEM / RESTRICTED DATA VIEWER</w:t>
             </w:r>
           </w:p>
         </w:tc>
@@ -141,21 +182,19 @@
         <w:tc>
           <w:tcPr>
             <w:tcW w:type="dxa" w:w="3168"/>
-            <w:shd w:fill="0D1B38"/>
+            <w:shd w:fill="FFFFFF"/>
             <w:tcMar>
-              <w:top w:w="120" w:type="dxa"/>
-              <w:bottom w:w="120" w:type="dxa"/>
-              <w:left w:w="150" w:type="dxa"/>
-              <w:right w:w="150" w:type="dxa"/>
+              <w:top w:w="60" w:type="dxa"/>
+              <w:bottom w:w="60" w:type="dxa"/>
+              <w:left w:w="80" w:type="dxa"/>
+              <w:right w:w="80" w:type="dxa"/>
             </w:tcMar>
           </w:tcPr>
           <w:p>
             <w:r>
               <w:rPr>
-                <w:rFonts w:ascii="Arial" w:hAnsi="Arial"/>
                 <w:b/>
-                <w:color w:val="FFFFFF"/>
-                <w:sz w:val="19"/>
+                <w:sz w:val="17"/>
               </w:rPr>
               <w:t>Route URL</w:t>
             </w:r>
@@ -163,21 +202,19 @@
         </w:tc>
         <w:tc>
           <w:tcPr>
-            <w:tcW w:type="dxa" w:w="6480"/>
-            <w:shd w:fill="F8FAFC"/>
+            <w:tcW w:type="dxa" w:w="6624"/>
+            <w:shd w:fill="FFFFFF"/>
             <w:tcMar>
-              <w:top w:w="120" w:type="dxa"/>
-              <w:bottom w:w="120" w:type="dxa"/>
-              <w:left w:w="150" w:type="dxa"/>
-              <w:right w:w="150" w:type="dxa"/>
+              <w:top w:w="60" w:type="dxa"/>
+              <w:bottom w:w="60" w:type="dxa"/>
+              <w:left w:w="80" w:type="dxa"/>
+              <w:right w:w="80" w:type="dxa"/>
             </w:tcMar>
           </w:tcPr>
           <w:p>
             <w:r>
               <w:rPr>
-                <w:rFonts w:ascii="Arial" w:hAnsi="Arial"/>
-                <w:color w:val="0F172A"/>
-                <w:sz w:val="19"/>
+                <w:sz w:val="17"/>
               </w:rPr>
               <w:t>/transaksi</w:t>
             </w:r>
@@ -188,21 +225,19 @@
         <w:tc>
           <w:tcPr>
             <w:tcW w:type="dxa" w:w="3168"/>
-            <w:shd w:fill="0D1B38"/>
+            <w:shd w:fill="F9FAFB"/>
             <w:tcMar>
-              <w:top w:w="120" w:type="dxa"/>
-              <w:bottom w:w="120" w:type="dxa"/>
-              <w:left w:w="150" w:type="dxa"/>
-              <w:right w:w="150" w:type="dxa"/>
+              <w:top w:w="60" w:type="dxa"/>
+              <w:bottom w:w="60" w:type="dxa"/>
+              <w:left w:w="80" w:type="dxa"/>
+              <w:right w:w="80" w:type="dxa"/>
             </w:tcMar>
           </w:tcPr>
           <w:p>
             <w:r>
               <w:rPr>
-                <w:rFonts w:ascii="Arial" w:hAnsi="Arial"/>
                 <w:b/>
-                <w:color w:val="FFFFFF"/>
-                <w:sz w:val="19"/>
+                <w:sz w:val="17"/>
               </w:rPr>
               <w:t>File Komponen React</w:t>
             </w:r>
@@ -210,21 +245,19 @@
         </w:tc>
         <w:tc>
           <w:tcPr>
-            <w:tcW w:type="dxa" w:w="6480"/>
-            <w:shd w:fill="F8FAFC"/>
+            <w:tcW w:type="dxa" w:w="6624"/>
+            <w:shd w:fill="F9FAFB"/>
             <w:tcMar>
-              <w:top w:w="120" w:type="dxa"/>
-              <w:bottom w:w="120" w:type="dxa"/>
-              <w:left w:w="150" w:type="dxa"/>
-              <w:right w:w="150" w:type="dxa"/>
+              <w:top w:w="60" w:type="dxa"/>
+              <w:bottom w:w="60" w:type="dxa"/>
+              <w:left w:w="80" w:type="dxa"/>
+              <w:right w:w="80" w:type="dxa"/>
             </w:tcMar>
           </w:tcPr>
           <w:p>
             <w:r>
               <w:rPr>
-                <w:rFonts w:ascii="Arial" w:hAnsi="Arial"/>
-                <w:color w:val="0F172A"/>
-                <w:sz w:val="19"/>
+                <w:sz w:val="17"/>
               </w:rPr>
               <w:t>src/pages/Transaksi.jsx</w:t>
             </w:r>
@@ -235,45 +268,41 @@
         <w:tc>
           <w:tcPr>
             <w:tcW w:type="dxa" w:w="3168"/>
-            <w:shd w:fill="0D1B38"/>
+            <w:shd w:fill="FFFFFF"/>
             <w:tcMar>
-              <w:top w:w="120" w:type="dxa"/>
-              <w:bottom w:w="120" w:type="dxa"/>
-              <w:left w:w="150" w:type="dxa"/>
-              <w:right w:w="150" w:type="dxa"/>
+              <w:top w:w="60" w:type="dxa"/>
+              <w:bottom w:w="60" w:type="dxa"/>
+              <w:left w:w="80" w:type="dxa"/>
+              <w:right w:w="80" w:type="dxa"/>
             </w:tcMar>
           </w:tcPr>
           <w:p>
             <w:r>
               <w:rPr>
-                <w:rFonts w:ascii="Arial" w:hAnsi="Arial"/>
                 <w:b/>
-                <w:color w:val="FFFFFF"/>
-                <w:sz w:val="19"/>
+                <w:sz w:val="17"/>
               </w:rPr>
-              <w:t>Backend API Endpoint</w:t>
+              <w:t>Backend API Endpoints</w:t>
             </w:r>
           </w:p>
         </w:tc>
         <w:tc>
           <w:tcPr>
-            <w:tcW w:type="dxa" w:w="6480"/>
-            <w:shd w:fill="F8FAFC"/>
+            <w:tcW w:type="dxa" w:w="6624"/>
+            <w:shd w:fill="FFFFFF"/>
             <w:tcMar>
-              <w:top w:w="120" w:type="dxa"/>
-              <w:bottom w:w="120" w:type="dxa"/>
-              <w:left w:w="150" w:type="dxa"/>
-              <w:right w:w="150" w:type="dxa"/>
+              <w:top w:w="60" w:type="dxa"/>
+              <w:bottom w:w="60" w:type="dxa"/>
+              <w:left w:w="80" w:type="dxa"/>
+              <w:right w:w="80" w:type="dxa"/>
             </w:tcMar>
           </w:tcPr>
           <w:p>
             <w:r>
               <w:rPr>
-                <w:rFonts w:ascii="Arial" w:hAnsi="Arial"/>
-                <w:color w:val="0F172A"/>
-                <w:sz w:val="19"/>
+                <w:sz w:val="17"/>
               </w:rPr>
-              <w:t>GET /api/transaksi?page=1&amp;limit=25, GET /api/transaksi/stats</w:t>
+              <w:t>GET /api/transaksi?page=1&amp;limit=25, GET /api/transaksi/stats, GET /api/transaksi/:connoteCode</w:t>
             </w:r>
           </w:p>
         </w:tc>
@@ -282,21 +311,19 @@
         <w:tc>
           <w:tcPr>
             <w:tcW w:type="dxa" w:w="3168"/>
-            <w:shd w:fill="0D1B38"/>
+            <w:shd w:fill="F9FAFB"/>
             <w:tcMar>
-              <w:top w:w="120" w:type="dxa"/>
-              <w:bottom w:w="120" w:type="dxa"/>
-              <w:left w:w="150" w:type="dxa"/>
-              <w:right w:w="150" w:type="dxa"/>
+              <w:top w:w="60" w:type="dxa"/>
+              <w:bottom w:w="60" w:type="dxa"/>
+              <w:left w:w="80" w:type="dxa"/>
+              <w:right w:w="80" w:type="dxa"/>
             </w:tcMar>
           </w:tcPr>
           <w:p>
             <w:r>
               <w:rPr>
-                <w:rFonts w:ascii="Arial" w:hAnsi="Arial"/>
                 <w:b/>
-                <w:color w:val="FFFFFF"/>
-                <w:sz w:val="19"/>
+                <w:sz w:val="17"/>
               </w:rPr>
               <w:t>Koleksi MongoDB</w:t>
             </w:r>
@@ -304,23 +331,21 @@
         </w:tc>
         <w:tc>
           <w:tcPr>
-            <w:tcW w:type="dxa" w:w="6480"/>
-            <w:shd w:fill="F8FAFC"/>
+            <w:tcW w:type="dxa" w:w="6624"/>
+            <w:shd w:fill="F9FAFB"/>
             <w:tcMar>
-              <w:top w:w="120" w:type="dxa"/>
-              <w:bottom w:w="120" w:type="dxa"/>
-              <w:left w:w="150" w:type="dxa"/>
-              <w:right w:w="150" w:type="dxa"/>
+              <w:top w:w="60" w:type="dxa"/>
+              <w:bottom w:w="60" w:type="dxa"/>
+              <w:left w:w="80" w:type="dxa"/>
+              <w:right w:w="80" w:type="dxa"/>
             </w:tcMar>
           </w:tcPr>
           <w:p>
             <w:r>
               <w:rPr>
-                <w:rFonts w:ascii="Arial" w:hAnsi="Arial"/>
-                <w:color w:val="0F172A"/>
-                <w:sz w:val="19"/>
+                <w:sz w:val="17"/>
               </w:rPr>
-              <w:t>transaksi, master_kantor</w:t>
+              <w:t>transaksi, master_kantor, master_kendaraan</w:t>
             </w:r>
           </w:p>
         </w:tc>
@@ -329,21 +354,19 @@
         <w:tc>
           <w:tcPr>
             <w:tcW w:type="dxa" w:w="3168"/>
-            <w:shd w:fill="0D1B38"/>
+            <w:shd w:fill="FFFFFF"/>
             <w:tcMar>
-              <w:top w:w="120" w:type="dxa"/>
-              <w:bottom w:w="120" w:type="dxa"/>
-              <w:left w:w="150" w:type="dxa"/>
-              <w:right w:w="150" w:type="dxa"/>
+              <w:top w:w="60" w:type="dxa"/>
+              <w:bottom w:w="60" w:type="dxa"/>
+              <w:left w:w="80" w:type="dxa"/>
+              <w:right w:w="80" w:type="dxa"/>
             </w:tcMar>
           </w:tcPr>
           <w:p>
             <w:r>
               <w:rPr>
-                <w:rFonts w:ascii="Arial" w:hAnsi="Arial"/>
                 <w:b/>
-                <w:color w:val="FFFFFF"/>
-                <w:sz w:val="19"/>
+                <w:sz w:val="17"/>
               </w:rPr>
               <w:t>Hak Akses Role</w:t>
             </w:r>
@@ -351,196 +374,982 @@
         </w:tc>
         <w:tc>
           <w:tcPr>
-            <w:tcW w:type="dxa" w:w="6480"/>
-            <w:shd w:fill="F8FAFC"/>
+            <w:tcW w:type="dxa" w:w="6624"/>
+            <w:shd w:fill="FFFFFF"/>
             <w:tcMar>
-              <w:top w:w="120" w:type="dxa"/>
-              <w:bottom w:w="120" w:type="dxa"/>
-              <w:left w:w="150" w:type="dxa"/>
-              <w:right w:w="150" w:type="dxa"/>
+              <w:top w:w="60" w:type="dxa"/>
+              <w:bottom w:w="60" w:type="dxa"/>
+              <w:left w:w="80" w:type="dxa"/>
+              <w:right w:w="80" w:type="dxa"/>
             </w:tcMar>
           </w:tcPr>
           <w:p>
             <w:r>
               <w:rPr>
-                <w:rFonts w:ascii="Arial" w:hAnsi="Arial"/>
-                <w:color w:val="0F172A"/>
-                <w:sz w:val="19"/>
+                <w:sz w:val="17"/>
               </w:rPr>
-              <w:t>Restricted / Super Admin &amp; Authorized Operators</w:t>
+              <w:t>Restricted (Super Admin &amp; Authorized Operators)</w:t>
             </w:r>
           </w:p>
         </w:tc>
       </w:tr>
     </w:tbl>
+    <w:p/>
     <w:p>
       <w:pPr>
-        <w:spacing w:after="200"/>
-      </w:pPr>
-    </w:p>
-    <w:p>
-      <w:pPr>
-        <w:spacing w:before="280" w:after="120"/>
+        <w:pStyle w:val="Heading2"/>
       </w:pPr>
       <w:r>
         <w:rPr>
-          <w:rFonts w:ascii="Arial" w:hAnsi="Arial"/>
           <w:b/>
-          <w:color w:val="0284C7"/>
-          <w:sz w:val="26"/>
+          <w:color w:val="003366"/>
+          <w:sz w:val="23"/>
         </w:rPr>
         <w:t>1. Deskripsi &amp; Tujuan Utama Modul</w:t>
       </w:r>
     </w:p>
     <w:p>
-      <w:pPr>
-        <w:spacing w:after="80" w:line="276" w:lineRule="auto"/>
-      </w:pPr>
       <w:r>
         <w:rPr>
-          <w:rFonts w:ascii="Arial" w:hAnsi="Arial"/>
-          <w:color w:val="334155"/>
           <w:sz w:val="19"/>
         </w:rPr>
-        <w:t>Database Viewer merupakan modul penjelajah data transaksi mentah (raw connote documents) di database MongoDB `transaksi`. Modul ini mendukung server-side pagination, multi-field search, dan filter spesifik (State, Service, Destination Nopen/KPRK/Regional).</w:t>
+        <w:t>Database Viewer merupakan modul penjelajah dan audit data mentah seluruh dokumen transaksi resi kiriman di koleksi MongoDB `transaksi`. Modul ini dilengkapi sistem pencarian teks bebas (debounced search), penyaringan multi-parameter (Status, Layanan, Nopend Tujuan, KPRK, Regional 1–6, Plat Armada, Rentang Tanggal), paginasi server-side berkecepatan tinggi, serta modal inspeksi dokumen resi dan telemetri armada.</w:t>
       </w:r>
     </w:p>
     <w:p>
       <w:pPr>
-        <w:spacing w:before="280" w:after="120"/>
+        <w:pStyle w:val="Heading2"/>
       </w:pPr>
       <w:r>
         <w:rPr>
-          <w:rFonts w:ascii="Arial" w:hAnsi="Arial"/>
           <w:b/>
-          <w:color w:val="0284C7"/>
-          <w:sz w:val="26"/>
+          <w:color w:val="003366"/>
+          <w:sz w:val="23"/>
         </w:rPr>
-        <w:t>2. Fitur-Fitur Utama &amp; Komponen UI</w:t>
+        <w:t>2. Tata Letak Halaman (UI Layout &amp; Wireframe)</w:t>
+      </w:r>
+    </w:p>
+    <w:p>
+      <w:r>
+        <w:rPr>
+          <w:sz w:val="19"/>
+        </w:rPr>
+        <w:t>Struktur tata letak visual halaman Database Viewer Transaksi disusun dalam arsitektur tabel korporat:</w:t>
+      </w:r>
+    </w:p>
+    <w:p>
+      <w:r>
+        <w:rPr>
+          <w:b/>
+          <w:color w:val="004488"/>
+          <w:sz w:val="19"/>
+        </w:rPr>
+        <w:t>📐 Diagram Visual Tata Letak Halaman (Wireframe UI Layout):</w:t>
       </w:r>
     </w:p>
     <w:p>
       <w:pPr>
-        <w:spacing w:after="80" w:line="276" w:lineRule="auto" w:before="160"/>
+        <w:spacing w:before="40" w:after="80"/>
+        <w:ind w:left="144"/>
       </w:pPr>
       <w:r>
         <w:rPr>
-          <w:rFonts w:ascii="Arial" w:hAnsi="Arial"/>
+          <w:rFonts w:ascii="Consolas" w:hAnsi="Consolas"/>
+          <w:sz w:val="16"/>
+        </w:rPr>
+        <w:t>+---------------------------------------------------------------------------------------------------------+</w:t>
+        <w:br/>
+        <w:t>| [A] HEADER: Judul ("Database Viewer Transaksi") | Badge Total Data MongoDB | Timestamp Sync | [🔄 Sync] |</w:t>
+        <w:br/>
+        <w:t>+---------------------------------------------------------------------------------------------------------+</w:t>
+        <w:br/>
+        <w:t>| [B1] Total Transaksi | [B2] Dalam Pengiriman | [B3] Selesai / Terkirim   | [B4] Muatan Terdaftar        |</w:t>
+        <w:br/>
+        <w:t>|      922 Resi        |      785 Resi (85%)   |      137 Resi (15%)       |      43.5 Ton                |</w:t>
+        <w:br/>
+        <w:t>+----------------------+-----------------------+---------------------------+------------------------------+</w:t>
+        <w:br/>
+        <w:t>| [C] ADVANCED MULTI-FILTER &amp; SEARCH CONTROL PANEL                                                        |</w:t>
+        <w:br/>
+        <w:t>| - Baris 1: Debounced Search Input (Resi, Pengirim, Penerima, Kota) | Filter Status | Filter Layanan      |</w:t>
+        <w:br/>
+        <w:t>| - Baris 2: Filter KPRK Tujuan | Filter Regional (Reg 1-6) | Filter Nopol Armada | Date From s/d Date To   |</w:t>
+        <w:br/>
+        <w:t>| - Baris 3: Selector Baris per Halaman (10, 25, 50, 100) | Tombol [Reset Filter]                            |</w:t>
+        <w:br/>
+        <w:t>+---------------------------------------------------------------------------------------------------------+</w:t>
+        <w:br/>
+        <w:t>| [D] COMPREHENSIVE TRANSACTIONS DATA TABLE                                                               |</w:t>
+        <w:br/>
+        <w:t>| - Kolom: No, Resi (Copyable), Tanggal, Layanan, Asal, Tujuan KPRK, Berat (kg), Tarif, Status, Nopol, Aksi|</w:t>
+        <w:br/>
+        <w:t>+---------------------------------------------------------------------------------------------------------+</w:t>
+        <w:br/>
+        <w:t>| [E] PAGINATION &amp; ROWS FOOTER: "Menampilkan 1-25 dari 922 data" | [◀ Prev] [1] [2] [3] ... [Next ▶]       |</w:t>
+        <w:br/>
+        <w:t>+---------------------------------------------------------------------------------------------------------+</w:t>
+        <w:br/>
+        <w:t>| [F] MODALS: [Modal Detail Resi Connote] | [Modal Profil &amp; Telemetri Kendaraan (`VehicleDetailModal`)]   |</w:t>
+        <w:br/>
+        <w:t>+---------------------------------------------------------------------------------------------------------+</w:t>
+      </w:r>
+    </w:p>
+    <w:p>
+      <w:r>
+        <w:rPr>
           <w:b/>
-          <w:color w:val="0D1B38"/>
-          <w:sz w:val="21"/>
+          <w:color w:val="CC3300"/>
+          <w:sz w:val="20"/>
         </w:rPr>
-        <w:t>Server-Side Paginated Table &amp; Multi-Filter</w:t>
+        <w:t>📋 Rincian &amp; Keterangan Setiap Kotak / Komponen Tata Letak:</w:t>
+      </w:r>
+    </w:p>
+    <w:tbl>
+      <w:tblPr>
+        <w:tblW w:type="auto" w:w="0"/>
+        <w:jc w:val="center"/>
+        <w:tblLook w:firstColumn="1" w:firstRow="1" w:lastColumn="0" w:lastRow="0" w:noHBand="0" w:noVBand="1" w:val="04A0"/>
+      </w:tblPr>
+      <w:tblGrid>
+        <w:gridCol w:w="1987"/>
+        <w:gridCol w:w="1987"/>
+        <w:gridCol w:w="1987"/>
+        <w:gridCol w:w="1987"/>
+        <w:gridCol w:w="1987"/>
+      </w:tblGrid>
+      <w:tr>
+        <w:tc>
+          <w:tcPr>
+            <w:tcW w:type="dxa" w:w="2016"/>
+            <w:shd w:fill="003366"/>
+            <w:tcMar>
+              <w:top w:w="60" w:type="dxa"/>
+              <w:bottom w:w="60" w:type="dxa"/>
+              <w:left w:w="80" w:type="dxa"/>
+              <w:right w:w="80" w:type="dxa"/>
+            </w:tcMar>
+          </w:tcPr>
+          <w:p>
+            <w:r>
+              <w:rPr>
+                <w:b/>
+                <w:color w:val="FFFFFF"/>
+                <w:sz w:val="16"/>
+              </w:rPr>
+              <w:t>Bagian / Kotak UI</w:t>
+            </w:r>
+          </w:p>
+        </w:tc>
+        <w:tc>
+          <w:tcPr>
+            <w:tcW w:type="dxa" w:w="1728"/>
+            <w:shd w:fill="003366"/>
+            <w:tcMar>
+              <w:top w:w="60" w:type="dxa"/>
+              <w:bottom w:w="60" w:type="dxa"/>
+              <w:left w:w="80" w:type="dxa"/>
+              <w:right w:w="80" w:type="dxa"/>
+            </w:tcMar>
+          </w:tcPr>
+          <w:p>
+            <w:r>
+              <w:rPr>
+                <w:b/>
+                <w:color w:val="FFFFFF"/>
+                <w:sz w:val="16"/>
+              </w:rPr>
+              <w:t>Tipe Visual &amp; Posisi</w:t>
+            </w:r>
+          </w:p>
+        </w:tc>
+        <w:tc>
+          <w:tcPr>
+            <w:tcW w:type="dxa" w:w="2304"/>
+            <w:shd w:fill="003366"/>
+            <w:tcMar>
+              <w:top w:w="60" w:type="dxa"/>
+              <w:bottom w:w="60" w:type="dxa"/>
+              <w:left w:w="80" w:type="dxa"/>
+              <w:right w:w="80" w:type="dxa"/>
+            </w:tcMar>
+          </w:tcPr>
+          <w:p>
+            <w:r>
+              <w:rPr>
+                <w:b/>
+                <w:color w:val="FFFFFF"/>
+                <w:sz w:val="16"/>
+              </w:rPr>
+              <w:t>Fungsi &amp; Kegunaan</w:t>
+            </w:r>
+          </w:p>
+        </w:tc>
+        <w:tc>
+          <w:tcPr>
+            <w:tcW w:type="dxa" w:w="2016"/>
+            <w:shd w:fill="003366"/>
+            <w:tcMar>
+              <w:top w:w="60" w:type="dxa"/>
+              <w:bottom w:w="60" w:type="dxa"/>
+              <w:left w:w="80" w:type="dxa"/>
+              <w:right w:w="80" w:type="dxa"/>
+            </w:tcMar>
+          </w:tcPr>
+          <w:p>
+            <w:r>
+              <w:rPr>
+                <w:b/>
+                <w:color w:val="FFFFFF"/>
+                <w:sz w:val="16"/>
+              </w:rPr>
+              <w:t>Sumber Data &amp; Kalkulasi</w:t>
+            </w:r>
+          </w:p>
+        </w:tc>
+        <w:tc>
+          <w:tcPr>
+            <w:tcW w:type="dxa" w:w="1728"/>
+            <w:shd w:fill="003366"/>
+            <w:tcMar>
+              <w:top w:w="60" w:type="dxa"/>
+              <w:bottom w:w="60" w:type="dxa"/>
+              <w:left w:w="80" w:type="dxa"/>
+              <w:right w:w="80" w:type="dxa"/>
+            </w:tcMar>
+          </w:tcPr>
+          <w:p>
+            <w:r>
+              <w:rPr>
+                <w:b/>
+                <w:color w:val="FFFFFF"/>
+                <w:sz w:val="16"/>
+              </w:rPr>
+              <w:t>Interaktivitas &amp; Aksi</w:t>
+            </w:r>
+          </w:p>
+        </w:tc>
+      </w:tr>
+      <w:tr>
+        <w:tc>
+          <w:tcPr>
+            <w:tcW w:type="dxa" w:w="2016"/>
+            <w:shd w:fill="FFFFFF"/>
+            <w:tcMar>
+              <w:top w:w="60" w:type="dxa"/>
+              <w:bottom w:w="60" w:type="dxa"/>
+              <w:left w:w="80" w:type="dxa"/>
+              <w:right w:w="80" w:type="dxa"/>
+            </w:tcMar>
+          </w:tcPr>
+          <w:p>
+            <w:r>
+              <w:rPr>
+                <w:b/>
+                <w:color w:val="003366"/>
+                <w:sz w:val="15"/>
+              </w:rPr>
+              <w:t>Kotak [A]: Header Bar &amp; Sync Info</w:t>
+            </w:r>
+          </w:p>
+        </w:tc>
+        <w:tc>
+          <w:tcPr>
+            <w:tcW w:type="dxa" w:w="1728"/>
+            <w:shd w:fill="FFFFFF"/>
+            <w:tcMar>
+              <w:top w:w="60" w:type="dxa"/>
+              <w:bottom w:w="60" w:type="dxa"/>
+              <w:left w:w="80" w:type="dxa"/>
+              <w:right w:w="80" w:type="dxa"/>
+            </w:tcMar>
+          </w:tcPr>
+          <w:p>
+            <w:r>
+              <w:rPr>
+                <w:sz w:val="15"/>
+              </w:rPr>
+              <w:t>Top Header Bar</w:t>
+            </w:r>
+          </w:p>
+        </w:tc>
+        <w:tc>
+          <w:tcPr>
+            <w:tcW w:type="dxa" w:w="2304"/>
+            <w:shd w:fill="FFFFFF"/>
+            <w:tcMar>
+              <w:top w:w="60" w:type="dxa"/>
+              <w:bottom w:w="60" w:type="dxa"/>
+              <w:left w:w="80" w:type="dxa"/>
+              <w:right w:w="80" w:type="dxa"/>
+            </w:tcMar>
+          </w:tcPr>
+          <w:p>
+            <w:r>
+              <w:rPr>
+                <w:sz w:val="15"/>
+              </w:rPr>
+              <w:t>Menampilkan judul modul, badge jumlah total data di database MongoDB `transaksi`, waktu sinkronisasi terakhir, dan tombol refresh data.</w:t>
+            </w:r>
+          </w:p>
+        </w:tc>
+        <w:tc>
+          <w:tcPr>
+            <w:tcW w:type="dxa" w:w="2016"/>
+            <w:shd w:fill="FFFFFF"/>
+            <w:tcMar>
+              <w:top w:w="60" w:type="dxa"/>
+              <w:bottom w:w="60" w:type="dxa"/>
+              <w:left w:w="80" w:type="dxa"/>
+              <w:right w:w="80" w:type="dxa"/>
+            </w:tcMar>
+          </w:tcPr>
+          <w:p>
+            <w:r>
+              <w:rPr>
+                <w:sz w:val="15"/>
+              </w:rPr>
+              <w:t>Metadata database MongoDB</w:t>
+            </w:r>
+          </w:p>
+        </w:tc>
+        <w:tc>
+          <w:tcPr>
+            <w:tcW w:type="dxa" w:w="1728"/>
+            <w:shd w:fill="FFFFFF"/>
+            <w:tcMar>
+              <w:top w:w="60" w:type="dxa"/>
+              <w:bottom w:w="60" w:type="dxa"/>
+              <w:left w:w="80" w:type="dxa"/>
+              <w:right w:w="80" w:type="dxa"/>
+            </w:tcMar>
+          </w:tcPr>
+          <w:p>
+            <w:r>
+              <w:rPr>
+                <w:sz w:val="15"/>
+              </w:rPr>
+              <w:t>Tombol '🔄 Sync' memuat ulang data langsung dari database.</w:t>
+            </w:r>
+          </w:p>
+        </w:tc>
+      </w:tr>
+      <w:tr>
+        <w:tc>
+          <w:tcPr>
+            <w:tcW w:type="dxa" w:w="2016"/>
+            <w:shd w:fill="F9FAFB"/>
+            <w:tcMar>
+              <w:top w:w="60" w:type="dxa"/>
+              <w:bottom w:w="60" w:type="dxa"/>
+              <w:left w:w="80" w:type="dxa"/>
+              <w:right w:w="80" w:type="dxa"/>
+            </w:tcMar>
+          </w:tcPr>
+          <w:p>
+            <w:r>
+              <w:rPr>
+                <w:b/>
+                <w:color w:val="003366"/>
+                <w:sz w:val="15"/>
+              </w:rPr>
+              <w:t>Kotak [B1 - B4]: 4 Metric Summary Cards</w:t>
+            </w:r>
+          </w:p>
+        </w:tc>
+        <w:tc>
+          <w:tcPr>
+            <w:tcW w:type="dxa" w:w="1728"/>
+            <w:shd w:fill="F9FAFB"/>
+            <w:tcMar>
+              <w:top w:w="60" w:type="dxa"/>
+              <w:bottom w:w="60" w:type="dxa"/>
+              <w:left w:w="80" w:type="dxa"/>
+              <w:right w:w="80" w:type="dxa"/>
+            </w:tcMar>
+          </w:tcPr>
+          <w:p>
+            <w:r>
+              <w:rPr>
+                <w:sz w:val="15"/>
+              </w:rPr>
+              <w:t>Grid 4 Kartu Rangkuman (Row 1)</w:t>
+            </w:r>
+          </w:p>
+        </w:tc>
+        <w:tc>
+          <w:tcPr>
+            <w:tcW w:type="dxa" w:w="2304"/>
+            <w:shd w:fill="F9FAFB"/>
+            <w:tcMar>
+              <w:top w:w="60" w:type="dxa"/>
+              <w:bottom w:w="60" w:type="dxa"/>
+              <w:left w:w="80" w:type="dxa"/>
+              <w:right w:w="80" w:type="dxa"/>
+            </w:tcMar>
+          </w:tcPr>
+          <w:p>
+            <w:r>
+              <w:rPr>
+                <w:sz w:val="15"/>
+              </w:rPr>
+              <w:t>Menampilkan jumlah total transaksi resi, paket dalam pengiriman aktif, paket sukses terkirim, dan total berat muatan terdaftar.</w:t>
+            </w:r>
+          </w:p>
+        </w:tc>
+        <w:tc>
+          <w:tcPr>
+            <w:tcW w:type="dxa" w:w="2016"/>
+            <w:shd w:fill="F9FAFB"/>
+            <w:tcMar>
+              <w:top w:w="60" w:type="dxa"/>
+              <w:bottom w:w="60" w:type="dxa"/>
+              <w:left w:w="80" w:type="dxa"/>
+              <w:right w:w="80" w:type="dxa"/>
+            </w:tcMar>
+          </w:tcPr>
+          <w:p>
+            <w:r>
+              <w:rPr>
+                <w:sz w:val="15"/>
+              </w:rPr>
+              <w:t>Agregasi stats dari backend</w:t>
+            </w:r>
+          </w:p>
+        </w:tc>
+        <w:tc>
+          <w:tcPr>
+            <w:tcW w:type="dxa" w:w="1728"/>
+            <w:shd w:fill="F9FAFB"/>
+            <w:tcMar>
+              <w:top w:w="60" w:type="dxa"/>
+              <w:bottom w:w="60" w:type="dxa"/>
+              <w:left w:w="80" w:type="dxa"/>
+              <w:right w:w="80" w:type="dxa"/>
+            </w:tcMar>
+          </w:tcPr>
+          <w:p>
+            <w:r>
+              <w:rPr>
+                <w:sz w:val="15"/>
+              </w:rPr>
+              <w:t>Memberikan gambaran cepat sebaran status transaksi.</w:t>
+            </w:r>
+          </w:p>
+        </w:tc>
+      </w:tr>
+      <w:tr>
+        <w:tc>
+          <w:tcPr>
+            <w:tcW w:type="dxa" w:w="2016"/>
+            <w:shd w:fill="FFFFFF"/>
+            <w:tcMar>
+              <w:top w:w="60" w:type="dxa"/>
+              <w:bottom w:w="60" w:type="dxa"/>
+              <w:left w:w="80" w:type="dxa"/>
+              <w:right w:w="80" w:type="dxa"/>
+            </w:tcMar>
+          </w:tcPr>
+          <w:p>
+            <w:r>
+              <w:rPr>
+                <w:b/>
+                <w:color w:val="003366"/>
+                <w:sz w:val="15"/>
+              </w:rPr>
+              <w:t>Kotak [C]: Advanced Multi-Filter Panel</w:t>
+            </w:r>
+          </w:p>
+        </w:tc>
+        <w:tc>
+          <w:tcPr>
+            <w:tcW w:type="dxa" w:w="1728"/>
+            <w:shd w:fill="FFFFFF"/>
+            <w:tcMar>
+              <w:top w:w="60" w:type="dxa"/>
+              <w:bottom w:w="60" w:type="dxa"/>
+              <w:left w:w="80" w:type="dxa"/>
+              <w:right w:w="80" w:type="dxa"/>
+            </w:tcMar>
+          </w:tcPr>
+          <w:p>
+            <w:r>
+              <w:rPr>
+                <w:sz w:val="15"/>
+              </w:rPr>
+              <w:t>Multi-Row Filter Control Card (Row 2)</w:t>
+            </w:r>
+          </w:p>
+        </w:tc>
+        <w:tc>
+          <w:tcPr>
+            <w:tcW w:type="dxa" w:w="2304"/>
+            <w:shd w:fill="FFFFFF"/>
+            <w:tcMar>
+              <w:top w:w="60" w:type="dxa"/>
+              <w:bottom w:w="60" w:type="dxa"/>
+              <w:left w:w="80" w:type="dxa"/>
+              <w:right w:w="80" w:type="dxa"/>
+            </w:tcMar>
+          </w:tcPr>
+          <w:p>
+            <w:r>
+              <w:rPr>
+                <w:sz w:val="15"/>
+              </w:rPr>
+              <w:t>Bilah filter komprehensif: Debounced Search Input (400ms delay), Filter Status, Filter Layanan, Filter KPRK, Filter Regional, Filter Plat Armada, Date Picker Dari-Sampai, dan Page Size Selector.</w:t>
+            </w:r>
+          </w:p>
+        </w:tc>
+        <w:tc>
+          <w:tcPr>
+            <w:tcW w:type="dxa" w:w="2016"/>
+            <w:shd w:fill="FFFFFF"/>
+            <w:tcMar>
+              <w:top w:w="60" w:type="dxa"/>
+              <w:bottom w:w="60" w:type="dxa"/>
+              <w:left w:w="80" w:type="dxa"/>
+              <w:right w:w="80" w:type="dxa"/>
+            </w:tcMar>
+          </w:tcPr>
+          <w:p>
+            <w:r>
+              <w:rPr>
+                <w:sz w:val="15"/>
+              </w:rPr>
+              <w:t>State filter transaksi</w:t>
+            </w:r>
+          </w:p>
+        </w:tc>
+        <w:tc>
+          <w:tcPr>
+            <w:tcW w:type="dxa" w:w="1728"/>
+            <w:shd w:fill="FFFFFF"/>
+            <w:tcMar>
+              <w:top w:w="60" w:type="dxa"/>
+              <w:bottom w:w="60" w:type="dxa"/>
+              <w:left w:w="80" w:type="dxa"/>
+              <w:right w:w="80" w:type="dxa"/>
+            </w:tcMar>
+          </w:tcPr>
+          <w:p>
+            <w:r>
+              <w:rPr>
+                <w:sz w:val="15"/>
+              </w:rPr>
+              <w:t>Filter multi-kriteria dieksekusi secara server-side query.</w:t>
+            </w:r>
+          </w:p>
+        </w:tc>
+      </w:tr>
+      <w:tr>
+        <w:tc>
+          <w:tcPr>
+            <w:tcW w:type="dxa" w:w="2016"/>
+            <w:shd w:fill="F9FAFB"/>
+            <w:tcMar>
+              <w:top w:w="60" w:type="dxa"/>
+              <w:bottom w:w="60" w:type="dxa"/>
+              <w:left w:w="80" w:type="dxa"/>
+              <w:right w:w="80" w:type="dxa"/>
+            </w:tcMar>
+          </w:tcPr>
+          <w:p>
+            <w:r>
+              <w:rPr>
+                <w:b/>
+                <w:color w:val="003366"/>
+                <w:sz w:val="15"/>
+              </w:rPr>
+              <w:t>Kotak [D]: Comprehensive Data Table</w:t>
+            </w:r>
+          </w:p>
+        </w:tc>
+        <w:tc>
+          <w:tcPr>
+            <w:tcW w:type="dxa" w:w="1728"/>
+            <w:shd w:fill="F9FAFB"/>
+            <w:tcMar>
+              <w:top w:w="60" w:type="dxa"/>
+              <w:bottom w:w="60" w:type="dxa"/>
+              <w:left w:w="80" w:type="dxa"/>
+              <w:right w:w="80" w:type="dxa"/>
+            </w:tcMar>
+          </w:tcPr>
+          <w:p>
+            <w:r>
+              <w:rPr>
+                <w:sz w:val="15"/>
+              </w:rPr>
+              <w:t>Tabel Data Transaksi Responsif (Row 3)</w:t>
+            </w:r>
+          </w:p>
+        </w:tc>
+        <w:tc>
+          <w:tcPr>
+            <w:tcW w:type="dxa" w:w="2304"/>
+            <w:shd w:fill="F9FAFB"/>
+            <w:tcMar>
+              <w:top w:w="60" w:type="dxa"/>
+              <w:bottom w:w="60" w:type="dxa"/>
+              <w:left w:w="80" w:type="dxa"/>
+              <w:right w:w="80" w:type="dxa"/>
+            </w:tcMar>
+          </w:tcPr>
+          <w:p>
+            <w:r>
+              <w:rPr>
+                <w:sz w:val="15"/>
+              </w:rPr>
+              <w:t>Menampilkan tabel data transaksi: Nomor Baris, Kode Resi (dengan tombol salin), Tanggal Transaksi, Badge Layanan, Kantor Asal, Nopend/KPRK Tujuan, Berat (kg), Biaya Kirim (Rp), Badge Status, Plat Armada (Link), Tombol Aksi.</w:t>
+            </w:r>
+          </w:p>
+        </w:tc>
+        <w:tc>
+          <w:tcPr>
+            <w:tcW w:type="dxa" w:w="2016"/>
+            <w:shd w:fill="F9FAFB"/>
+            <w:tcMar>
+              <w:top w:w="60" w:type="dxa"/>
+              <w:bottom w:w="60" w:type="dxa"/>
+              <w:left w:w="80" w:type="dxa"/>
+              <w:right w:w="80" w:type="dxa"/>
+            </w:tcMar>
+          </w:tcPr>
+          <w:p>
+            <w:r>
+              <w:rPr>
+                <w:sz w:val="15"/>
+              </w:rPr>
+              <w:t>Array `data` dari GET /api/transaksi</w:t>
+            </w:r>
+          </w:p>
+        </w:tc>
+        <w:tc>
+          <w:tcPr>
+            <w:tcW w:type="dxa" w:w="1728"/>
+            <w:shd w:fill="F9FAFB"/>
+            <w:tcMar>
+              <w:top w:w="60" w:type="dxa"/>
+              <w:bottom w:w="60" w:type="dxa"/>
+              <w:left w:w="80" w:type="dxa"/>
+              <w:right w:w="80" w:type="dxa"/>
+            </w:tcMar>
+          </w:tcPr>
+          <w:p>
+            <w:r>
+              <w:rPr>
+                <w:sz w:val="15"/>
+              </w:rPr>
+              <w:t>Klik Plat Nopol membuka modal telemetri mobil, klik tombol aksi membuka modal detail resi.</w:t>
+            </w:r>
+          </w:p>
+        </w:tc>
+      </w:tr>
+      <w:tr>
+        <w:tc>
+          <w:tcPr>
+            <w:tcW w:type="dxa" w:w="2016"/>
+            <w:shd w:fill="FFFFFF"/>
+            <w:tcMar>
+              <w:top w:w="60" w:type="dxa"/>
+              <w:bottom w:w="60" w:type="dxa"/>
+              <w:left w:w="80" w:type="dxa"/>
+              <w:right w:w="80" w:type="dxa"/>
+            </w:tcMar>
+          </w:tcPr>
+          <w:p>
+            <w:r>
+              <w:rPr>
+                <w:b/>
+                <w:color w:val="003366"/>
+                <w:sz w:val="15"/>
+              </w:rPr>
+              <w:t>Kotak [E]: Pagination &amp; Rows Footer</w:t>
+            </w:r>
+          </w:p>
+        </w:tc>
+        <w:tc>
+          <w:tcPr>
+            <w:tcW w:type="dxa" w:w="1728"/>
+            <w:shd w:fill="FFFFFF"/>
+            <w:tcMar>
+              <w:top w:w="60" w:type="dxa"/>
+              <w:bottom w:w="60" w:type="dxa"/>
+              <w:left w:w="80" w:type="dxa"/>
+              <w:right w:w="80" w:type="dxa"/>
+            </w:tcMar>
+          </w:tcPr>
+          <w:p>
+            <w:r>
+              <w:rPr>
+                <w:sz w:val="15"/>
+              </w:rPr>
+              <w:t>Footer Bar Navigasi Paginasi</w:t>
+            </w:r>
+          </w:p>
+        </w:tc>
+        <w:tc>
+          <w:tcPr>
+            <w:tcW w:type="dxa" w:w="2304"/>
+            <w:shd w:fill="FFFFFF"/>
+            <w:tcMar>
+              <w:top w:w="60" w:type="dxa"/>
+              <w:bottom w:w="60" w:type="dxa"/>
+              <w:left w:w="80" w:type="dxa"/>
+              <w:right w:w="80" w:type="dxa"/>
+            </w:tcMar>
+          </w:tcPr>
+          <w:p>
+            <w:r>
+              <w:rPr>
+                <w:sz w:val="15"/>
+              </w:rPr>
+              <w:t>Menampilkan info baris aktif ('Menampilkan X-Y dari Z data') dan tombol navigasi halaman (Prev, Next, Page Numbers).</w:t>
+            </w:r>
+          </w:p>
+        </w:tc>
+        <w:tc>
+          <w:tcPr>
+            <w:tcW w:type="dxa" w:w="2016"/>
+            <w:shd w:fill="FFFFFF"/>
+            <w:tcMar>
+              <w:top w:w="60" w:type="dxa"/>
+              <w:bottom w:w="60" w:type="dxa"/>
+              <w:left w:w="80" w:type="dxa"/>
+              <w:right w:w="80" w:type="dxa"/>
+            </w:tcMar>
+          </w:tcPr>
+          <w:p>
+            <w:r>
+              <w:rPr>
+                <w:sz w:val="15"/>
+              </w:rPr>
+              <w:t>State `page`, `totalPages`, `totalRows`</w:t>
+            </w:r>
+          </w:p>
+        </w:tc>
+        <w:tc>
+          <w:tcPr>
+            <w:tcW w:type="dxa" w:w="1728"/>
+            <w:shd w:fill="FFFFFF"/>
+            <w:tcMar>
+              <w:top w:w="60" w:type="dxa"/>
+              <w:bottom w:w="60" w:type="dxa"/>
+              <w:left w:w="80" w:type="dxa"/>
+              <w:right w:w="80" w:type="dxa"/>
+            </w:tcMar>
+          </w:tcPr>
+          <w:p>
+            <w:r>
+              <w:rPr>
+                <w:sz w:val="15"/>
+              </w:rPr>
+              <w:t>Paginasi server-side cepat dengan limit 10, 25, 50, atau 100 baris.</w:t>
+            </w:r>
+          </w:p>
+        </w:tc>
+      </w:tr>
+      <w:tr>
+        <w:tc>
+          <w:tcPr>
+            <w:tcW w:type="dxa" w:w="2016"/>
+            <w:shd w:fill="F9FAFB"/>
+            <w:tcMar>
+              <w:top w:w="60" w:type="dxa"/>
+              <w:bottom w:w="60" w:type="dxa"/>
+              <w:left w:w="80" w:type="dxa"/>
+              <w:right w:w="80" w:type="dxa"/>
+            </w:tcMar>
+          </w:tcPr>
+          <w:p>
+            <w:r>
+              <w:rPr>
+                <w:b/>
+                <w:color w:val="003366"/>
+                <w:sz w:val="15"/>
+              </w:rPr>
+              <w:t>Kotak [F]: Details Modals Popup</w:t>
+            </w:r>
+          </w:p>
+        </w:tc>
+        <w:tc>
+          <w:tcPr>
+            <w:tcW w:type="dxa" w:w="1728"/>
+            <w:shd w:fill="F9FAFB"/>
+            <w:tcMar>
+              <w:top w:w="60" w:type="dxa"/>
+              <w:bottom w:w="60" w:type="dxa"/>
+              <w:left w:w="80" w:type="dxa"/>
+              <w:right w:w="80" w:type="dxa"/>
+            </w:tcMar>
+          </w:tcPr>
+          <w:p>
+            <w:r>
+              <w:rPr>
+                <w:sz w:val="15"/>
+              </w:rPr>
+              <w:t>Modal Pop-up Jendela Mengambang</w:t>
+            </w:r>
+          </w:p>
+        </w:tc>
+        <w:tc>
+          <w:tcPr>
+            <w:tcW w:type="dxa" w:w="2304"/>
+            <w:shd w:fill="F9FAFB"/>
+            <w:tcMar>
+              <w:top w:w="60" w:type="dxa"/>
+              <w:bottom w:w="60" w:type="dxa"/>
+              <w:left w:w="80" w:type="dxa"/>
+              <w:right w:w="80" w:type="dxa"/>
+            </w:tcMar>
+          </w:tcPr>
+          <w:p>
+            <w:r>
+              <w:rPr>
+                <w:sz w:val="15"/>
+              </w:rPr>
+              <w:t>Menampilkan rincian dokumen resi paket (kontak pengirim, penerima, riwayat pergerakan) atau spesifikasi armada mobil.</w:t>
+            </w:r>
+          </w:p>
+        </w:tc>
+        <w:tc>
+          <w:tcPr>
+            <w:tcW w:type="dxa" w:w="2016"/>
+            <w:shd w:fill="F9FAFB"/>
+            <w:tcMar>
+              <w:top w:w="60" w:type="dxa"/>
+              <w:bottom w:w="60" w:type="dxa"/>
+              <w:left w:w="80" w:type="dxa"/>
+              <w:right w:w="80" w:type="dxa"/>
+            </w:tcMar>
+          </w:tcPr>
+          <w:p>
+            <w:r>
+              <w:rPr>
+                <w:sz w:val="15"/>
+              </w:rPr>
+              <w:t>State `selectedConnote` &amp; `selectedVehicle`</w:t>
+            </w:r>
+          </w:p>
+        </w:tc>
+        <w:tc>
+          <w:tcPr>
+            <w:tcW w:type="dxa" w:w="1728"/>
+            <w:shd w:fill="F9FAFB"/>
+            <w:tcMar>
+              <w:top w:w="60" w:type="dxa"/>
+              <w:bottom w:w="60" w:type="dxa"/>
+              <w:left w:w="80" w:type="dxa"/>
+              <w:right w:w="80" w:type="dxa"/>
+            </w:tcMar>
+          </w:tcPr>
+          <w:p>
+            <w:r>
+              <w:rPr>
+                <w:sz w:val="15"/>
+              </w:rPr>
+              <w:t>Inspeksi data mentah JSON dokumen MongoDB.</w:t>
+            </w:r>
+          </w:p>
+        </w:tc>
+      </w:tr>
+    </w:tbl>
+    <w:p/>
+    <w:p>
+      <w:pPr>
+        <w:pStyle w:val="Heading2"/>
+      </w:pPr>
+      <w:r>
+        <w:rPr>
+          <w:b/>
+          <w:color w:val="003366"/>
+          <w:sz w:val="23"/>
+        </w:rPr>
+        <w:t>3. Aturan Bisnis &amp; Pengindeksan Database</w:t>
       </w:r>
     </w:p>
     <w:p>
       <w:pPr>
-        <w:spacing w:after="80" w:line="276" w:lineRule="auto"/>
-        <w:ind w:left="360"/>
+        <w:pStyle w:val="ListBullet"/>
+      </w:pPr>
+      <w:r>
+        <w:rPr>
+          <w:sz w:val="18"/>
+        </w:rPr>
+        <w:t>Server-side Query Optimization: Backend memanfaatkan indeks MongoDB pada field `connote_code`, `created_at`, `connote_state`, dan `destination_nopen` untuk memastikan respon query di bawah 100ms.</w:t>
+      </w:r>
+    </w:p>
+    <w:p>
+      <w:pPr>
+        <w:pStyle w:val="ListBullet"/>
+      </w:pPr>
+      <w:r>
+        <w:rPr>
+          <w:sz w:val="18"/>
+        </w:rPr>
+        <w:t>Debounced Search: Input pencarian menggunakan delay 400ms sebelum request dikirimkan ke server guna menghemat beban query database.</w:t>
+      </w:r>
+    </w:p>
+    <w:p>
+      <w:pPr>
+        <w:pStyle w:val="Heading2"/>
       </w:pPr>
       <w:r>
         <w:rPr>
           <w:b/>
-          <w:color w:val="E8431F"/>
+          <w:color w:val="003366"/>
+          <w:sz w:val="23"/>
         </w:rPr>
-        <w:t xml:space="preserve">• </w:t>
-      </w:r>
-      <w:r>
-        <w:rPr>
-          <w:rFonts w:ascii="Arial" w:hAnsi="Arial"/>
-          <w:color w:val="334155"/>
-          <w:sz w:val="19"/>
-        </w:rPr>
-        <w:t>Tabel Transaksi Resi dengan Paginasi Server (25 / 50 / 100 / 200 baris per halaman)</w:t>
+        <w:t>4. Alur Penggunaan Operator (User Flow)</w:t>
       </w:r>
     </w:p>
     <w:p>
       <w:pPr>
-        <w:spacing w:after="80" w:line="276" w:lineRule="auto"/>
-        <w:ind w:left="360"/>
+        <w:pStyle w:val="ListBullet"/>
       </w:pPr>
       <w:r>
         <w:rPr>
-          <w:b/>
-          <w:color w:val="E8431F"/>
+          <w:sz w:val="18"/>
         </w:rPr>
-        <w:t xml:space="preserve">• </w:t>
-      </w:r>
-      <w:r>
-        <w:rPr>
-          <w:rFonts w:ascii="Arial" w:hAnsi="Arial"/>
-          <w:color w:val="334155"/>
-          <w:sz w:val="19"/>
-        </w:rPr>
-        <w:t>Filter Berdasarkan Status (ENTRY, LOADED, IN_TRANSIT, DELIVERED)</w:t>
+        <w:t>1. Operator membuka modul Database Viewer (/transaksi).</w:t>
       </w:r>
     </w:p>
     <w:p>
       <w:pPr>
-        <w:spacing w:after="80" w:line="276" w:lineRule="auto"/>
-        <w:ind w:left="360"/>
+        <w:pStyle w:val="ListBullet"/>
       </w:pPr>
       <w:r>
         <w:rPr>
-          <w:b/>
-          <w:color w:val="E8431F"/>
+          <w:sz w:val="18"/>
         </w:rPr>
-        <w:t xml:space="preserve">• </w:t>
-      </w:r>
-      <w:r>
-        <w:rPr>
-          <w:rFonts w:ascii="Arial" w:hAnsi="Arial"/>
-          <w:color w:val="334155"/>
-          <w:sz w:val="19"/>
-        </w:rPr>
-        <w:t>Filter Berdasarkan Jenis Layanan (Pos Express, Pos Reguler, Pos Nextday)</w:t>
+        <w:t>2. Operator mengetikkan nomor resi atau nama pihak pengirim pada kolom pencarian.</w:t>
       </w:r>
     </w:p>
     <w:p>
       <w:pPr>
-        <w:spacing w:after="80" w:line="276" w:lineRule="auto"/>
-        <w:ind w:left="360"/>
+        <w:pStyle w:val="ListBullet"/>
       </w:pPr>
       <w:r>
         <w:rPr>
-          <w:b/>
-          <w:color w:val="E8431F"/>
+          <w:sz w:val="18"/>
         </w:rPr>
-        <w:t xml:space="preserve">• </w:t>
-      </w:r>
-      <w:r>
-        <w:rPr>
-          <w:rFonts w:ascii="Arial" w:hAnsi="Arial"/>
-          <w:color w:val="334155"/>
-          <w:sz w:val="19"/>
-        </w:rPr>
-        <w:t>Filter Berdasarkan Nopen Tujuan / KPRK / Regional (Reg 1 - Reg 6)</w:t>
+        <w:t>3. Operator dapat menyaring berdasarkan status pengiriman atau wilayah regional tertentu.</w:t>
       </w:r>
     </w:p>
     <w:p>
       <w:pPr>
-        <w:spacing w:after="80" w:line="276" w:lineRule="auto"/>
-        <w:ind w:left="360"/>
+        <w:pStyle w:val="ListBullet"/>
       </w:pPr>
       <w:r>
         <w:rPr>
-          <w:b/>
-          <w:color w:val="E8431F"/>
+          <w:sz w:val="18"/>
         </w:rPr>
-        <w:t xml:space="preserve">• </w:t>
-      </w:r>
-      <w:r>
-        <w:rPr>
-          <w:rFonts w:ascii="Arial" w:hAnsi="Arial"/>
-          <w:color w:val="334155"/>
-          <w:sz w:val="19"/>
-        </w:rPr>
-        <w:t>Modal Detail JSON Raw Document Transaksi</w:t>
+        <w:t>4. Operator mengklik tombol 'Lihat Detail' untuk memeriksa rincian lengkap transaksi paket.</w:t>
       </w:r>
     </w:p>
     <w:sectPr>
       <w:pgSz w:w="12240" w:h="15840"/>
-      <w:pgMar w:top="1152" w:right="1296" w:bottom="1152" w:left="1296" w:header="720" w:footer="720" w:gutter="0"/>
+      <w:pgMar w:top="1152" w:right="1152" w:bottom="1152" w:left="1152" w:header="720" w:footer="720" w:gutter="0"/>
       <w:cols w:space="720"/>
       <w:docGrid w:linePitch="360"/>
     </w:sectPr>
@@ -911,6 +1720,11 @@
     <w:name w:val="Normal"/>
     <w:qFormat/>
     <w:rsid w:val="00FC693F"/>
+    <w:rPr>
+      <w:rFonts w:ascii="Calibri" w:hAnsi="Calibri"/>
+      <w:color w:val="222222"/>
+      <w:sz w:val="20"/>
+    </w:rPr>
   </w:style>
   <w:style w:type="paragraph" w:styleId="Header">
     <w:name w:val="header"/>
